--- a/Collatio/7/1. Textos/2. Limpios/7-C.docx
+++ b/Collatio/7/1. Textos/2. Limpios/7-C.docx
@@ -1,64 +1,64 @@
 
 <file path=word/document.xml><?xml version="1.0" encoding="utf-8"?>
-<w:document xmlns:wpc="http://schemas.microsoft.com/office/word/2010/wordprocessingCanvas" xmlns:cx="http://schemas.microsoft.com/office/drawing/2014/chartex" xmlns:cx1="http://schemas.microsoft.com/office/drawing/2015/9/8/chartex" xmlns:cx2="http://schemas.microsoft.com/office/drawing/2015/10/21/chartex" xmlns:cx3="http://schemas.microsoft.com/office/drawing/2016/5/9/chartex" xmlns:cx4="http://schemas.microsoft.com/office/drawing/2016/5/10/chartex" xmlns:cx5="http://schemas.microsoft.com/office/drawing/2016/5/11/chartex" xmlns:cx6="http://schemas.microsoft.com/office/drawing/2016/5/12/chartex" xmlns:cx7="http://schemas.microsoft.com/office/drawing/2016/5/13/chartex" xmlns:cx8="http://schemas.microsoft.com/office/drawing/2016/5/14/chartex" xmlns:mc="http://schemas.openxmlformats.org/markup-compatibility/2006" xmlns:aink="http://schemas.microsoft.com/office/drawing/2016/ink" xmlns:am3d="http://schemas.microsoft.com/office/drawing/2017/model3d" xmlns:o="urn:schemas-microsoft-com:office:office" xmlns:oel="http://schemas.microsoft.com/office/2019/extlst" xmlns:r="http://schemas.openxmlformats.org/officeDocument/2006/relationships" xmlns:m="http://schemas.openxmlformats.org/officeDocument/2006/math" xmlns:v="urn:schemas-microsoft-com:vml" xmlns:wp14="http://schemas.microsoft.com/office/word/2010/wordprocessingDrawing" xmlns:wp="http://schemas.openxmlformats.org/drawingml/2006/wordprocessingDrawing" xmlns:w10="urn:schemas-microsoft-com:office:word" xmlns:w="http://schemas.openxmlformats.org/wordprocessingml/2006/main" xmlns:w14="http://schemas.microsoft.com/office/word/2010/wordml" xmlns:w15="http://schemas.microsoft.com/office/word/2012/wordml" xmlns:w16cex="http://schemas.microsoft.com/office/word/2018/wordml/cex" xmlns:w16cid="http://schemas.microsoft.com/office/word/2016/wordml/cid" xmlns:w16="http://schemas.microsoft.com/office/word/2018/wordml" xmlns:w16sdtdh="http://schemas.microsoft.com/office/word/2020/wordml/sdtdatahash" xmlns:w16se="http://schemas.microsoft.com/office/word/2015/wordml/symex" xmlns:wpg="http://schemas.microsoft.com/office/word/2010/wordprocessingGroup" xmlns:wpi="http://schemas.microsoft.com/office/word/2010/wordprocessingInk" xmlns:wne="http://schemas.microsoft.com/office/word/2006/wordml" xmlns:wps="http://schemas.microsoft.com/office/word/2010/wordprocessingShape" mc:Ignorable="w14 w15 w16se w16cid w16 w16cex w16sdtdh wp14">
+<w:document xmlns:wpc="http://schemas.microsoft.com/office/word/2010/wordprocessingCanvas" xmlns:cx="http://schemas.microsoft.com/office/drawing/2014/chartex" xmlns:cx1="http://schemas.microsoft.com/office/drawing/2015/9/8/chartex" xmlns:cx2="http://schemas.microsoft.com/office/drawing/2015/10/21/chartex" xmlns:cx3="http://schemas.microsoft.com/office/drawing/2016/5/9/chartex" xmlns:cx4="http://schemas.microsoft.com/office/drawing/2016/5/10/chartex" xmlns:cx5="http://schemas.microsoft.com/office/drawing/2016/5/11/chartex" xmlns:cx6="http://schemas.microsoft.com/office/drawing/2016/5/12/chartex" xmlns:cx7="http://schemas.microsoft.com/office/drawing/2016/5/13/chartex" xmlns:cx8="http://schemas.microsoft.com/office/drawing/2016/5/14/chartex" xmlns:mc="http://schemas.openxmlformats.org/markup-compatibility/2006" xmlns:aink="http://schemas.microsoft.com/office/drawing/2016/ink" xmlns:am3d="http://schemas.microsoft.com/office/drawing/2017/model3d" xmlns:o="urn:schemas-microsoft-com:office:office" xmlns:oel="http://schemas.microsoft.com/office/2019/extlst" xmlns:r="http://schemas.openxmlformats.org/officeDocument/2006/relationships" xmlns:m="http://schemas.openxmlformats.org/officeDocument/2006/math" xmlns:v="urn:schemas-microsoft-com:vml" xmlns:wp14="http://schemas.microsoft.com/office/word/2010/wordprocessingDrawing" xmlns:wp="http://schemas.openxmlformats.org/drawingml/2006/wordprocessingDrawing" xmlns:w10="urn:schemas-microsoft-com:office:word" xmlns:w="http://schemas.openxmlformats.org/wordprocessingml/2006/main" xmlns:w14="http://schemas.microsoft.com/office/word/2010/wordml" xmlns:w15="http://schemas.microsoft.com/office/word/2012/wordml" xmlns:w16cex="http://schemas.microsoft.com/office/word/2018/wordml/cex" xmlns:w16cid="http://schemas.microsoft.com/office/word/2016/wordml/cid" xmlns:w16="http://schemas.microsoft.com/office/word/2018/wordml" xmlns:w16du="http://schemas.microsoft.com/office/word/2023/wordml/word16du" xmlns:w16sdtdh="http://schemas.microsoft.com/office/word/2020/wordml/sdtdatahash" xmlns:w16sdtfl="http://schemas.microsoft.com/office/word/2024/wordml/sdtformatlock" xmlns:w16se="http://schemas.microsoft.com/office/word/2015/wordml/symex" xmlns:wpg="http://schemas.microsoft.com/office/word/2010/wordprocessingGroup" xmlns:wpi="http://schemas.microsoft.com/office/word/2010/wordprocessingInk" xmlns:wne="http://schemas.microsoft.com/office/word/2006/wordml" xmlns:wps="http://schemas.microsoft.com/office/word/2010/wordprocessingShape" mc:Ignorable="w14 w15 w16se w16cid w16 w16cex w16sdtdh w16sdtfl w16du wp14">
   <w:body>
     <w:p>
       <w:pPr>
         <w:rPr>
-          <w:rFonts w:ascii="Garamond" w:hAnsi="Garamond"/>
+          <w:rFonts w:ascii="Brill" w:hAnsi="Brill"/>
         </w:rPr>
       </w:pPr>
       <w:r>
         <w:rPr>
-          <w:rFonts w:ascii="Garamond" w:hAnsi="Garamond"/>
+          <w:rFonts w:ascii="Brill" w:hAnsi="Brill"/>
         </w:rPr>
         <w:t xml:space="preserve">Pregunto el </w:t>
       </w:r>
       <w:r>
         <w:rPr>
-          <w:rFonts w:ascii="Garamond" w:hAnsi="Garamond"/>
+          <w:rFonts w:ascii="Brill" w:hAnsi="Brill"/>
         </w:rPr>
         <w:t>deciplo al maestro por que me contesce en la cuenta de tres ante el spritu santo qu el fijo ca bien sabes segund razon derecha que omne vee cada dia que la mas allegada cosa al padre es el fijo pues por que razon nonbraste ante el espritu santo que el fijo respondio el maestro sepas que el spritu santo fue mediano que andovo en el padre e en el fijo ca por el padre venimos a conoscer el fijo e por el fijo conoscemos al padre a la ora que nos fue mostrado el fijo pues conoscemos que era fijo oviemos a conoscer que era padre e las tres personas se encierran en un dios segund que agora te dire por razon derecha quando el an</w:t>
       </w:r>
       <w:r>
         <w:rPr>
-          <w:rFonts w:ascii="Garamond" w:hAnsi="Garamond"/>
+          <w:rFonts w:ascii="Brill" w:hAnsi="Brill"/>
         </w:rPr>
         <w:t xml:space="preserve">gel Gabriel veno a santa Maria e le dixo la salutacion por el nuestro señor por las quales palabras ovo Jesucristo a encarnar en ella e besiblemente decendio </w:t>
       </w:r>
       <w:r>
         <w:rPr>
-          <w:rFonts w:ascii="Garamond" w:hAnsi="Garamond"/>
+          <w:rFonts w:ascii="Brill" w:hAnsi="Brill"/>
         </w:rPr>
         <w:t xml:space="preserve">el espritu santo en semejança de fuego e toda la trenidat conplidamente encarno en ella e la trenidat non tengas tu que aquella sazon començo que de antes era mas non avia entendimiento de omne que antes conplidamente la pudiese conoscer nin entender ca fallamos en la vieja ley segund </w:t>
       </w:r>
       <w:r>
         <w:rPr>
-          <w:rFonts w:ascii="Garamond" w:hAnsi="Garamond"/>
+          <w:rFonts w:ascii="Brill" w:hAnsi="Brill"/>
         </w:rPr>
         <w:t xml:space="preserve">de suso dixe que dixo Abraham vi </w:t>
       </w:r>
       <w:r>
         <w:rPr>
-          <w:rFonts w:ascii="Garamond" w:hAnsi="Garamond"/>
+          <w:rFonts w:ascii="Brill" w:hAnsi="Brill"/>
         </w:rPr>
         <w:t xml:space="preserve">tres e uno adore e pues de aquellos tres al uno adoro ya se dava a entender que aquellos tres que se tornavan en un dios por ende la vertud desque dios fue nunca ovo comienço e sienpre fue mas nos los omnes non lo podimos entender nin conoscer fasta que ella ovo a fazer obra por que la pudiesemos conoscer e esto fue el dia que encarno en santa </w:t>
       </w:r>
       <w:r>
         <w:rPr>
-          <w:rFonts w:ascii="Garamond" w:hAnsi="Garamond"/>
+          <w:rFonts w:ascii="Brill" w:hAnsi="Brill"/>
         </w:rPr>
         <w:t xml:space="preserve">Maria e </w:t>
       </w:r>
       <w:r>
         <w:rPr>
-          <w:rFonts w:ascii="Garamond" w:hAnsi="Garamond"/>
+          <w:rFonts w:ascii="Brill" w:hAnsi="Brill"/>
         </w:rPr>
         <w:t>como quier que las tres personas de antes eran non avian figura en si mas quando dios a alguno quiere parescer toma qual figura quiere esto te provare por los angeles que non han forma pero fallamos que quando parescen a alguno toman forma de omne pues deves entender e quanto mas lo puede contar aquel que es poderoso de todos mas la forma derecha de omne carnal en huesos e en carne tomo el en el dia que se encerro en el vientre de sant</w:t>
       </w:r>
       <w:r>
         <w:rPr>
-          <w:rFonts w:ascii="Garamond" w:hAnsi="Garamond"/>
+          <w:rFonts w:ascii="Brill" w:hAnsi="Brill"/>
         </w:rPr>
         <w:t>a Maria e se bistio de la su carne d ella</w:t>
       </w:r>
@@ -74,7 +74,7 @@
 </file>
 
 <file path=word/styles.xml><?xml version="1.0" encoding="utf-8"?>
-<w:styles xmlns:mc="http://schemas.openxmlformats.org/markup-compatibility/2006" xmlns:r="http://schemas.openxmlformats.org/officeDocument/2006/relationships" xmlns:w="http://schemas.openxmlformats.org/wordprocessingml/2006/main" xmlns:w14="http://schemas.microsoft.com/office/word/2010/wordml" xmlns:w15="http://schemas.microsoft.com/office/word/2012/wordml" xmlns:w16cex="http://schemas.microsoft.com/office/word/2018/wordml/cex" xmlns:w16cid="http://schemas.microsoft.com/office/word/2016/wordml/cid" xmlns:w16="http://schemas.microsoft.com/office/word/2018/wordml" xmlns:w16sdtdh="http://schemas.microsoft.com/office/word/2020/wordml/sdtdatahash" xmlns:w16se="http://schemas.microsoft.com/office/word/2015/wordml/symex" mc:Ignorable="w14 w15 w16se w16cid w16 w16cex w16sdtdh">
+<w:styles xmlns:mc="http://schemas.openxmlformats.org/markup-compatibility/2006" xmlns:r="http://schemas.openxmlformats.org/officeDocument/2006/relationships" xmlns:w="http://schemas.openxmlformats.org/wordprocessingml/2006/main" xmlns:w14="http://schemas.microsoft.com/office/word/2010/wordml" xmlns:w15="http://schemas.microsoft.com/office/word/2012/wordml" xmlns:w16cex="http://schemas.microsoft.com/office/word/2018/wordml/cex" xmlns:w16cid="http://schemas.microsoft.com/office/word/2016/wordml/cid" xmlns:w16="http://schemas.microsoft.com/office/word/2018/wordml" xmlns:w16du="http://schemas.microsoft.com/office/word/2023/wordml/word16du" xmlns:w16sdtdh="http://schemas.microsoft.com/office/word/2020/wordml/sdtdatahash" xmlns:w16sdtfl="http://schemas.microsoft.com/office/word/2024/wordml/sdtformatlock" xmlns:w16se="http://schemas.microsoft.com/office/word/2015/wordml/symex" mc:Ignorable="w14 w15 w16se w16cid w16 w16cex w16sdtdh w16sdtfl w16du">
   <w:docDefaults>
     <w:rPrDefault>
       <w:rPr>
